--- a/Module 3/Module 3 Critical Thinking.docx
+++ b/Module 3/Module 3 Critical Thinking.docx
@@ -3884,7 +3884,7 @@
           <w:rPr>
             <w:rStyle w:val="Hyperlink"/>
           </w:rPr>
-          <w:t>https://github.com/m9dful1/CSC500_Principles_of_Programming/tree/main/Module%201</w:t>
+          <w:t>https://github.com/m9dful1/CSC500_Principles_of_Programming/tree/main/Module%203</w:t>
         </w:r>
       </w:hyperlink>
     </w:p>
